--- a/testakten/insolvenzrecht-forderungspruefung-mietkaution-berlin/05_pruefungstermin_vorbereitung_2026-07-06.docx
+++ b/testakten/insolvenzrecht-forderungspruefung-mietkaution-berlin/05_pruefungstermin_vorbereitung_2026-07-06.docx
@@ -49,11 +49,50 @@
         <w:t>Die Anlagenlogik muss so vorbereitet werden, dass Widersprüche im Termin nachvollziehbar begründet werden können.</w:t>
       </w:r>
     </w:p>
+    <w:p>
+      <w:pPr>
+        <w:pStyle w:val="Heading1"/>
+      </w:pPr>
+      <w:r>
+        <w:t>Arbeitsblatt zum Prüfungstermin</w:t>
+      </w:r>
+    </w:p>
+    <w:p>
+      <w:pPr>
+        <w:pStyle w:val="Heading2"/>
+      </w:pPr>
+      <w:r>
+        <w:t>Termin und Beteiligte</w:t>
+      </w:r>
+    </w:p>
+    <w:p>
+      <w:r>
+        <w:t>Prüfungstermin ist am 20. Juli 2026 um 09:30 Uhr in Saal 218 des Amtsgerichts Charlottenburg. Für die Verwalterin nehmen Dr. Sabine Threin und Sachbearbeiter Jonas Pohl teil. Die Vermieterin hat Rechtsanwältin Dr. Karen Lindenhof angekündigt; die Berliner Sparkasse übersendet nur schriftliche Auskunft.</w:t>
+      </w:r>
+    </w:p>
+    <w:p>
+      <w:r>
+        <w:t>Für jede Forderungsnummer werden Anmeldung, Beleg, Rang, Sicherung, bestrittene Teilposition und Erklärung im Termin auf einem eigenen Blatt geführt. Die Nummern 3, 4 und 7 erhalten wegen Zeitraum, Kaution und Unterkundensicherheit gesonderte Anlagenmappen.</w:t>
+      </w:r>
+    </w:p>
+    <w:p>
+      <w:pPr>
+        <w:pStyle w:val="Heading2"/>
+      </w:pPr>
+      <w:r>
+        <w:t>Vorbereitung</w:t>
+      </w:r>
+    </w:p>
+    <w:p>
+      <w:r>
+        <w:t>Bis 10. Juli sind Mietkonto, Rückgabeprotokoll und Handwerkerangebote abzugleichen; bis 13. Juli Bankbuchungen und Kautionsverpfändung; bis 16. Juli die Verwalterentscheidung mit Zweitkontrolle. Abweichende Beträge werden nicht in einer Sammelposition verrechnet.</w:t>
+      </w:r>
+    </w:p>
     <w:sectPr>
       <w:headerReference w:type="default" r:id="rId9"/>
       <w:footerReference w:type="default" r:id="rId10"/>
-      <w:pgSz w:w="12240" w:h="15840"/>
-      <w:pgMar w:top="1191" w:right="1247" w:bottom="1134" w:left="1361" w:header="720" w:footer="720" w:gutter="0"/>
+      <w:pgSz w:w="11906" w:h="16838"/>
+      <w:pgMar w:top="1247" w:right="1134" w:bottom="1020" w:left="1191" w:header="720" w:footer="720" w:gutter="0"/>
       <w:cols w:space="720"/>
       <w:docGrid w:linePitch="360"/>
     </w:sectPr>
